--- a/runs/faam-eni-circular-energy/FAAM-ENI_Part_B_DRAFT.docx
+++ b/runs/faam-eni-circular-energy/FAAM-ENI_Part_B_DRAFT.docx
@@ -20530,7 +20530,7 @@
           <w:color w:val="856304"/>
           <w:sz w:val="16"/>
         </w:rPr>
-        <w:t>WORD COUNT: 3204</w:t>
+        <w:t>WORD COUNT: 3512</w:t>
         <w:br/>
       </w:r>
     </w:p>
@@ -20548,6 +20548,40 @@
       </w:pPr>
       <w:r>
         <w:t>7.1 Work Plan Overview</w:t>
+      </w:r>
+    </w:p>
+    <w:p>
+      <w:r>
+        <w:rPr>
+          <w:sz w:val="18"/>
+        </w:rPr>
+        <w:t xml:space="preserve">The project is implemented as a </w:t>
+      </w:r>
+      <w:r>
+        <w:rPr>
+          <w:b/>
+          <w:sz w:val="18"/>
+        </w:rPr>
+        <w:t>mono-beneficiary grant</w:t>
+      </w:r>
+      <w:r>
+        <w:rPr>
+          <w:sz w:val="18"/>
+        </w:rPr>
+        <w:t xml:space="preserve"> with </w:t>
+      </w:r>
+      <w:r>
+        <w:rPr>
+          <w:b/>
+          <w:sz w:val="18"/>
+        </w:rPr>
+        <w:t>ESS (Eni Storage Systems) JV</w:t>
+      </w:r>
+      <w:r>
+        <w:rPr>
+          <w:sz w:val="18"/>
+        </w:rPr>
+        <w:t xml:space="preserve"> as the sole beneficiary, coordinator, and executing entity for every activity described in this section. ESS JV leverages personnel seconded from its two parent shareholders (Eni S.p.A. and FIB S.p.A.) under intercompany service agreements, as described in Sections 0.2 and 3.3, so every "lead partner" reference throughout this workplan refers to ESS JV with the relevant expertise drawn from the appropriate shareholder.</w:t>
       </w:r>
     </w:p>
     <w:p>
@@ -21335,7 +21369,7 @@
               <w:rPr>
                 <w:sz w:val="16"/>
               </w:rPr>
-              <w:t>**Lead partner**</w:t>
+              <w:t>**Beneficiary**</w:t>
             </w:r>
           </w:p>
         </w:tc>
@@ -21348,7 +21382,7 @@
               <w:rPr>
                 <w:sz w:val="16"/>
               </w:rPr>
-              <w:t>FIB (FAAM)</w:t>
+              <w:t>ESS (Eni Storage Systems) JV (sole beneficiary)</w:t>
             </w:r>
           </w:p>
         </w:tc>
@@ -21363,7 +21397,7 @@
               <w:rPr>
                 <w:sz w:val="16"/>
               </w:rPr>
-              <w:t>**Contributing partner**</w:t>
+              <w:t>**Personnel sourced from**</w:t>
             </w:r>
           </w:p>
         </w:tc>
@@ -21376,7 +21410,7 @@
               <w:rPr>
                 <w:sz w:val="16"/>
               </w:rPr>
-              <w:t>Eni</w:t>
+              <w:t>ESS JV staff + secondments from Eni (process engineering, site management, energy supply, environmental/permitting) and FIB (battery materials, cell manufacturing QA, product qualification)</w:t>
             </w:r>
           </w:p>
         </w:tc>
@@ -21907,7 +21941,7 @@
         <w:rPr>
           <w:sz w:val="18"/>
         </w:rPr>
-        <w:t>Confirm equity commitments from FIB and Eni</w:t>
+        <w:t>Confirm equity commitments from the ESS JV shareholders (Eni and FIB)</w:t>
       </w:r>
     </w:p>
     <w:p>
@@ -21918,7 +21952,7 @@
         <w:rPr>
           <w:sz w:val="18"/>
         </w:rPr>
-        <w:t>Execute key commercial agreements (off-take agreements, supply contracts). Note: primary offtake is secured internally through the co-located ESS (Eni Storage Systems) JV battery cell and BESS factory — Eni is the guaranteed internal customer. External offtake agreements with European cell manufacturers represent additional upside.</w:t>
+        <w:t>Execute key commercial agreements (off-take agreements, supply contracts). Note: primary offtake is secured internally: ESS JV also owns and operates (under its broader industrial plan) the co-located battery cell and BESS manufacturing facility being developed in parallel at the same Brindisi site — Eni (acting as commercial offtaker for the downstream BESS systems) is the guaranteed end customer. External offtake agreements with European cell manufacturers represent additional upside.</w:t>
       </w:r>
     </w:p>
     <w:p>
@@ -21929,7 +21963,7 @@
         <w:rPr>
           <w:sz w:val="18"/>
         </w:rPr>
-        <w:t>Coordinate timeline with the parallel development of the ESS JV battery cell and BESS factory at the Brindisi site, ensuring the CAM plant entry into operation aligns with JV factory readiness to receive LFP CAM feedstock</w:t>
+        <w:t>Coordinate timeline with the parallel development of the co-located cell and BESS facility (also owned by ESS JV), ensuring the CAM plant entry into operation aligns with JV factory readiness to receive LFP CAM feedstock</w:t>
       </w:r>
     </w:p>
     <w:p>
@@ -21951,7 +21985,7 @@
         <w:rPr>
           <w:sz w:val="18"/>
         </w:rPr>
-        <w:t>Obtain Financial Investment Decision (FID) from FIB and Eni boards</w:t>
+        <w:t>Obtain Final Investment Decision (FID) from the ESS JV board (with shareholder approval from Eni and FIB boards as required under the shareholders' agreement)</w:t>
       </w:r>
     </w:p>
     <w:p>
@@ -22664,7 +22698,7 @@
               <w:rPr>
                 <w:sz w:val="16"/>
               </w:rPr>
-              <w:t>**Lead partner**</w:t>
+              <w:t>**Beneficiary**</w:t>
             </w:r>
           </w:p>
         </w:tc>
@@ -22677,7 +22711,7 @@
               <w:rPr>
                 <w:sz w:val="16"/>
               </w:rPr>
-              <w:t>FIB (FAAM)</w:t>
+              <w:t>ESS (Eni Storage Systems) JV (sole beneficiary)</w:t>
             </w:r>
           </w:p>
         </w:tc>
@@ -22692,7 +22726,7 @@
               <w:rPr>
                 <w:sz w:val="16"/>
               </w:rPr>
-              <w:t>**Contributing partner**</w:t>
+              <w:t>**Personnel sourced from**</w:t>
             </w:r>
           </w:p>
         </w:tc>
@@ -22705,7 +22739,7 @@
               <w:rPr>
                 <w:sz w:val="16"/>
               </w:rPr>
-              <w:t>Eni</w:t>
+              <w:t>ESS JV staff + secondments from Eni (process engineering, site management, energy supply, environmental/permitting) and FIB (battery materials, cell manufacturing QA, product qualification)</w:t>
             </w:r>
           </w:p>
         </w:tc>
@@ -22830,7 +22864,7 @@
         <w:rPr>
           <w:sz w:val="18"/>
         </w:rPr>
-        <w:t>Coordination with parallel construction of the co-located ESS JV battery cell and BESS factory, including shared utility infrastructure and site logistics planning</w:t>
+        <w:t>Coordination with parallel construction of the co-located cell and BESS facility (also owned by ESS JV), including shared utility infrastructure and site logistics planning</w:t>
       </w:r>
     </w:p>
     <w:p>
@@ -23861,7 +23895,7 @@
               <w:rPr>
                 <w:sz w:val="16"/>
               </w:rPr>
-              <w:t>**Lead partner**</w:t>
+              <w:t>**Beneficiary**</w:t>
             </w:r>
           </w:p>
         </w:tc>
@@ -23874,7 +23908,7 @@
               <w:rPr>
                 <w:sz w:val="16"/>
               </w:rPr>
-              <w:t>FIB (FAAM)</w:t>
+              <w:t>ESS (Eni Storage Systems) JV (sole beneficiary)</w:t>
             </w:r>
           </w:p>
         </w:tc>
@@ -23889,7 +23923,7 @@
               <w:rPr>
                 <w:sz w:val="16"/>
               </w:rPr>
-              <w:t>**Contributing partner**</w:t>
+              <w:t>**Personnel sourced from**</w:t>
             </w:r>
           </w:p>
         </w:tc>
@@ -23902,7 +23936,7 @@
               <w:rPr>
                 <w:sz w:val="16"/>
               </w:rPr>
-              <w:t>Eni</w:t>
+              <w:t>ESS JV staff + secondments from Eni (process engineering, site management, energy supply, environmental/permitting) and FIB (battery materials, cell manufacturing QA, product qualification)</w:t>
             </w:r>
           </w:p>
         </w:tc>
@@ -24505,7 +24539,7 @@
               <w:rPr>
                 <w:sz w:val="16"/>
               </w:rPr>
-              <w:t>**Lead partner**</w:t>
+              <w:t>**Beneficiary**</w:t>
             </w:r>
           </w:p>
         </w:tc>
@@ -24518,7 +24552,7 @@
               <w:rPr>
                 <w:sz w:val="16"/>
               </w:rPr>
-              <w:t>FIB (FAAM)</w:t>
+              <w:t>ESS (Eni Storage Systems) JV (sole beneficiary)</w:t>
             </w:r>
           </w:p>
         </w:tc>
@@ -24533,7 +24567,7 @@
               <w:rPr>
                 <w:sz w:val="16"/>
               </w:rPr>
-              <w:t>**Contributing partner**</w:t>
+              <w:t>**Personnel sourced from**</w:t>
             </w:r>
           </w:p>
         </w:tc>
@@ -24546,7 +24580,7 @@
               <w:rPr>
                 <w:sz w:val="16"/>
               </w:rPr>
-              <w:t>Eni</w:t>
+              <w:t>ESS JV staff + secondments from Eni (process engineering, site management, energy supply, environmental/permitting) and FIB (battery materials, cell manufacturing QA, product qualification)</w:t>
             </w:r>
           </w:p>
         </w:tc>
@@ -24993,7 +25027,7 @@
               <w:rPr>
                 <w:sz w:val="16"/>
               </w:rPr>
-              <w:t>**Lead partner**</w:t>
+              <w:t>**Beneficiary**</w:t>
             </w:r>
           </w:p>
         </w:tc>
@@ -25006,7 +25040,7 @@
               <w:rPr>
                 <w:sz w:val="16"/>
               </w:rPr>
-              <w:t>FIB (FAAM)</w:t>
+              <w:t>ESS (Eni Storage Systems) JV (sole beneficiary)</w:t>
             </w:r>
           </w:p>
         </w:tc>
@@ -25021,7 +25055,7 @@
               <w:rPr>
                 <w:sz w:val="16"/>
               </w:rPr>
-              <w:t>**Contributing partner**</w:t>
+              <w:t>**Personnel sourced from**</w:t>
             </w:r>
           </w:p>
         </w:tc>
@@ -25034,7 +25068,7 @@
               <w:rPr>
                 <w:sz w:val="16"/>
               </w:rPr>
-              <w:t>Eni</w:t>
+              <w:t>ESS JV staff + secondments from Eni (process engineering, site management, energy supply, environmental/permitting) and FIB (battery materials, cell manufacturing QA, product qualification)</w:t>
             </w:r>
           </w:p>
         </w:tc>
@@ -25459,7 +25493,7 @@
               <w:rPr>
                 <w:sz w:val="16"/>
               </w:rPr>
-              <w:t>**Lead partner**</w:t>
+              <w:t>**Beneficiary**</w:t>
             </w:r>
           </w:p>
         </w:tc>
@@ -25472,7 +25506,7 @@
               <w:rPr>
                 <w:sz w:val="16"/>
               </w:rPr>
-              <w:t>FIB (FAAM)</w:t>
+              <w:t>ESS (Eni Storage Systems) JV (sole beneficiary)</w:t>
             </w:r>
           </w:p>
         </w:tc>
@@ -25487,7 +25521,7 @@
               <w:rPr>
                 <w:sz w:val="16"/>
               </w:rPr>
-              <w:t>**Contributing partner**</w:t>
+              <w:t>**Personnel sourced from**</w:t>
             </w:r>
           </w:p>
         </w:tc>
@@ -25500,7 +25534,7 @@
               <w:rPr>
                 <w:sz w:val="16"/>
               </w:rPr>
-              <w:t>Eni</w:t>
+              <w:t>ESS JV staff + secondments from Eni (process engineering, site management, energy supply, environmental/permitting) and FIB (battery materials, cell manufacturing QA, product qualification)</w:t>
             </w:r>
           </w:p>
         </w:tc>
@@ -25914,7 +25948,7 @@
               <w:rPr>
                 <w:sz w:val="16"/>
               </w:rPr>
-              <w:t>**Lead partner**</w:t>
+              <w:t>**Beneficiary**</w:t>
             </w:r>
           </w:p>
         </w:tc>
@@ -25927,7 +25961,7 @@
               <w:rPr>
                 <w:sz w:val="16"/>
               </w:rPr>
-              <w:t>FIB (FAAM)</w:t>
+              <w:t>ESS (Eni Storage Systems) JV (sole beneficiary)</w:t>
             </w:r>
           </w:p>
         </w:tc>
@@ -25942,7 +25976,7 @@
               <w:rPr>
                 <w:sz w:val="16"/>
               </w:rPr>
-              <w:t>**Contributing partner**</w:t>
+              <w:t>**Personnel sourced from**</w:t>
             </w:r>
           </w:p>
         </w:tc>
@@ -25955,7 +25989,7 @@
               <w:rPr>
                 <w:sz w:val="16"/>
               </w:rPr>
-              <w:t>Eni</w:t>
+              <w:t>ESS JV staff + secondments from Eni (process engineering, site management, energy supply, environmental/permitting) and FIB (battery materials, cell manufacturing QA, product qualification)</w:t>
             </w:r>
           </w:p>
         </w:tc>
